--- a/labworks/LAB2/lab2.docx
+++ b/labworks/LAB2/lab2.docx
@@ -144,6 +144,7 @@
       <w:r>
         <w:rPr>
           <w:rFonts w:ascii="Times New Roman" w:hAnsi="Times New Roman" w:cs="Times New Roman"/>
+          <w:noProof/>
           <w:sz w:val="28"/>
           <w:szCs w:val="28"/>
           <w:lang w:val="en-US"/>
@@ -230,6 +231,7 @@
       <w:r>
         <w:rPr>
           <w:rFonts w:ascii="Times New Roman" w:hAnsi="Times New Roman" w:cs="Times New Roman"/>
+          <w:noProof/>
           <w:sz w:val="28"/>
           <w:szCs w:val="28"/>
         </w:rPr>
@@ -284,37 +286,70 @@
           <w:rFonts w:ascii="Times New Roman" w:hAnsi="Times New Roman" w:cs="Times New Roman"/>
           <w:sz w:val="28"/>
           <w:szCs w:val="28"/>
-          <w:lang w:val="en-US"/>
-        </w:rPr>
-      </w:pPr>
-      <w:r>
-        <w:rPr>
-          <w:rFonts w:ascii="Times New Roman" w:hAnsi="Times New Roman" w:cs="Times New Roman"/>
-          <w:sz w:val="28"/>
-          <w:szCs w:val="28"/>
-        </w:rPr>
-        <w:t>И</w:t>
-      </w:r>
-      <w:r>
-        <w:rPr>
-          <w:rFonts w:ascii="Times New Roman" w:hAnsi="Times New Roman" w:cs="Times New Roman"/>
-          <w:sz w:val="28"/>
-          <w:szCs w:val="28"/>
-        </w:rPr>
-        <w:t>зменили его отправив обратно</w:t>
-      </w:r>
-    </w:p>
-    <w:p>
-      <w:pPr>
-        <w:rPr>
-          <w:rFonts w:ascii="Times New Roman" w:hAnsi="Times New Roman" w:cs="Times New Roman"/>
-          <w:sz w:val="28"/>
-          <w:szCs w:val="28"/>
-        </w:rPr>
-      </w:pPr>
-      <w:r>
-        <w:rPr>
-          <w:rFonts w:ascii="Times New Roman" w:hAnsi="Times New Roman" w:cs="Times New Roman"/>
+        </w:rPr>
+      </w:pPr>
+      <w:r>
+        <w:rPr>
+          <w:rFonts w:ascii="Times New Roman" w:hAnsi="Times New Roman" w:cs="Times New Roman"/>
+          <w:sz w:val="28"/>
+          <w:szCs w:val="28"/>
+        </w:rPr>
+        <w:t>Изменили его</w:t>
+      </w:r>
+      <w:r>
+        <w:rPr>
+          <w:rFonts w:ascii="Times New Roman" w:hAnsi="Times New Roman" w:cs="Times New Roman"/>
+          <w:sz w:val="28"/>
+          <w:szCs w:val="28"/>
+          <w:lang w:val="en-US"/>
+        </w:rPr>
+        <w:t xml:space="preserve"> </w:t>
+      </w:r>
+      <w:r>
+        <w:rPr>
+          <w:rFonts w:ascii="Times New Roman" w:hAnsi="Times New Roman" w:cs="Times New Roman"/>
+          <w:sz w:val="28"/>
+          <w:szCs w:val="28"/>
+        </w:rPr>
+        <w:t>и</w:t>
+      </w:r>
+      <w:r>
+        <w:rPr>
+          <w:rFonts w:ascii="Times New Roman" w:hAnsi="Times New Roman" w:cs="Times New Roman"/>
+          <w:sz w:val="28"/>
+          <w:szCs w:val="28"/>
+        </w:rPr>
+        <w:t xml:space="preserve"> отправи</w:t>
+      </w:r>
+      <w:r>
+        <w:rPr>
+          <w:rFonts w:ascii="Times New Roman" w:hAnsi="Times New Roman" w:cs="Times New Roman"/>
+          <w:sz w:val="28"/>
+          <w:szCs w:val="28"/>
+        </w:rPr>
+        <w:t>ли</w:t>
+      </w:r>
+      <w:r>
+        <w:rPr>
+          <w:rFonts w:ascii="Times New Roman" w:hAnsi="Times New Roman" w:cs="Times New Roman"/>
+          <w:sz w:val="28"/>
+          <w:szCs w:val="28"/>
+        </w:rPr>
+        <w:t xml:space="preserve"> обратно</w:t>
+      </w:r>
+    </w:p>
+    <w:p>
+      <w:pPr>
+        <w:rPr>
+          <w:rFonts w:ascii="Times New Roman" w:hAnsi="Times New Roman" w:cs="Times New Roman"/>
+          <w:sz w:val="28"/>
+          <w:szCs w:val="28"/>
+        </w:rPr>
+      </w:pPr>
+      <w:r>
+        <w:rPr>
+          <w:rFonts w:ascii="Times New Roman" w:hAnsi="Times New Roman" w:cs="Times New Roman"/>
+          <w:noProof/>
           <w:sz w:val="28"/>
           <w:szCs w:val="28"/>
           <w:lang w:val="en-US"/>
@@ -372,21 +407,13 @@
         </w:rPr>
         <w:br w:type="column"/>
       </w:r>
-    </w:p>
-    <w:p>
-      <w:pPr>
-        <w:rPr>
-          <w:rFonts w:ascii="Times New Roman" w:hAnsi="Times New Roman" w:cs="Times New Roman"/>
-          <w:sz w:val="28"/>
-          <w:szCs w:val="28"/>
-        </w:rPr>
-      </w:pPr>
-      <w:r>
-        <w:rPr>
-          <w:rFonts w:ascii="Times New Roman" w:hAnsi="Times New Roman" w:cs="Times New Roman"/>
-          <w:sz w:val="28"/>
-          <w:szCs w:val="28"/>
-        </w:rPr>
+      <w:r>
+        <w:rPr>
+          <w:rFonts w:ascii="Times New Roman" w:hAnsi="Times New Roman" w:cs="Times New Roman"/>
+          <w:sz w:val="28"/>
+          <w:szCs w:val="28"/>
+        </w:rPr>
+        <w:lastRenderedPageBreak/>
         <w:t>Задание 4</w:t>
       </w:r>
     </w:p>
@@ -396,7 +423,6 @@
           <w:rFonts w:ascii="Times New Roman" w:hAnsi="Times New Roman" w:cs="Times New Roman"/>
           <w:sz w:val="28"/>
           <w:szCs w:val="28"/>
-          <w:lang w:val="en-US"/>
         </w:rPr>
       </w:pPr>
       <w:r>
@@ -420,6 +446,7 @@
       <w:r>
         <w:rPr>
           <w:rFonts w:ascii="Times New Roman" w:hAnsi="Times New Roman" w:cs="Times New Roman"/>
+          <w:noProof/>
           <w:sz w:val="28"/>
           <w:szCs w:val="28"/>
           <w:lang w:val="en-US"/>
@@ -557,6 +584,7 @@
       <w:r>
         <w:rPr>
           <w:rFonts w:ascii="Times New Roman" w:hAnsi="Times New Roman" w:cs="Times New Roman"/>
+          <w:noProof/>
           <w:sz w:val="28"/>
           <w:szCs w:val="28"/>
           <w:lang w:val="en-US"/>
@@ -655,6 +683,7 @@
       <w:r>
         <w:rPr>
           <w:rFonts w:ascii="Times New Roman" w:hAnsi="Times New Roman" w:cs="Times New Roman"/>
+          <w:noProof/>
           <w:sz w:val="28"/>
           <w:szCs w:val="28"/>
           <w:lang w:val="en-US"/>
@@ -708,6 +737,7 @@
       <w:r>
         <w:rPr>
           <w:rFonts w:ascii="Times New Roman" w:hAnsi="Times New Roman" w:cs="Times New Roman"/>
+          <w:noProof/>
           <w:sz w:val="28"/>
           <w:szCs w:val="28"/>
           <w:lang w:val="en-US"/>
@@ -810,6 +840,7 @@
       <w:r>
         <w:rPr>
           <w:rFonts w:ascii="Times New Roman" w:hAnsi="Times New Roman" w:cs="Times New Roman"/>
+          <w:noProof/>
           <w:sz w:val="28"/>
           <w:szCs w:val="28"/>
           <w:lang w:val="en-US"/>
@@ -853,6 +884,7 @@
       <w:r>
         <w:rPr>
           <w:rFonts w:ascii="Times New Roman" w:hAnsi="Times New Roman" w:cs="Times New Roman"/>
+          <w:noProof/>
           <w:sz w:val="28"/>
           <w:szCs w:val="28"/>
         </w:rPr>
@@ -908,6 +940,15 @@
           <w:szCs w:val="28"/>
         </w:rPr>
       </w:pPr>
+    </w:p>
+    <w:p>
+      <w:pPr>
+        <w:rPr>
+          <w:rFonts w:ascii="Times New Roman" w:hAnsi="Times New Roman" w:cs="Times New Roman"/>
+          <w:sz w:val="28"/>
+          <w:szCs w:val="28"/>
+        </w:rPr>
+      </w:pPr>
       <w:r>
         <w:rPr>
           <w:rFonts w:ascii="Times New Roman" w:hAnsi="Times New Roman" w:cs="Times New Roman"/>
@@ -926,6 +967,274 @@
           <w:szCs w:val="28"/>
         </w:rPr>
       </w:pPr>
+      <w:r>
+        <w:rPr>
+          <w:rFonts w:ascii="Times New Roman" w:hAnsi="Times New Roman" w:cs="Times New Roman"/>
+          <w:sz w:val="28"/>
+          <w:szCs w:val="28"/>
+        </w:rPr>
+        <w:t>Создали докер файл и собрали образ.</w:t>
+      </w:r>
+    </w:p>
+    <w:p>
+      <w:pPr>
+        <w:rPr>
+          <w:rFonts w:ascii="Times New Roman" w:hAnsi="Times New Roman" w:cs="Times New Roman"/>
+          <w:sz w:val="28"/>
+          <w:szCs w:val="28"/>
+        </w:rPr>
+      </w:pPr>
+      <w:r>
+        <w:rPr>
+          <w:rFonts w:ascii="Times New Roman" w:hAnsi="Times New Roman" w:cs="Times New Roman"/>
+          <w:sz w:val="28"/>
+          <w:szCs w:val="28"/>
+        </w:rPr>
+        <w:drawing>
+          <wp:inline distT="0" distB="0" distL="0" distR="0" wp14:anchorId="3C600BAA" wp14:editId="4BAC43B0">
+            <wp:extent cx="4906060" cy="562053"/>
+            <wp:effectExtent l="0" t="0" r="8890" b="9525"/>
+            <wp:docPr id="16" name="Рисунок 16"/>
+            <wp:cNvGraphicFramePr>
+              <a:graphicFrameLocks xmlns:a="http://schemas.openxmlformats.org/drawingml/2006/main" noChangeAspect="1"/>
+            </wp:cNvGraphicFramePr>
+            <a:graphic xmlns:a="http://schemas.openxmlformats.org/drawingml/2006/main">
+              <a:graphicData uri="http://schemas.openxmlformats.org/drawingml/2006/picture">
+                <pic:pic xmlns:pic="http://schemas.openxmlformats.org/drawingml/2006/picture">
+                  <pic:nvPicPr>
+                    <pic:cNvPr id="1" name=""/>
+                    <pic:cNvPicPr/>
+                  </pic:nvPicPr>
+                  <pic:blipFill>
+                    <a:blip r:embed="rId15"/>
+                    <a:stretch>
+                      <a:fillRect/>
+                    </a:stretch>
+                  </pic:blipFill>
+                  <pic:spPr>
+                    <a:xfrm>
+                      <a:off x="0" y="0"/>
+                      <a:ext cx="4906060" cy="562053"/>
+                    </a:xfrm>
+                    <a:prstGeom prst="rect">
+                      <a:avLst/>
+                    </a:prstGeom>
+                  </pic:spPr>
+                </pic:pic>
+              </a:graphicData>
+            </a:graphic>
+          </wp:inline>
+        </w:drawing>
+      </w:r>
+    </w:p>
+    <w:p>
+      <w:pPr>
+        <w:rPr>
+          <w:rFonts w:ascii="Times New Roman" w:hAnsi="Times New Roman" w:cs="Times New Roman"/>
+          <w:sz w:val="28"/>
+          <w:szCs w:val="28"/>
+        </w:rPr>
+      </w:pPr>
+      <w:r>
+        <w:rPr>
+          <w:rFonts w:ascii="Times New Roman" w:hAnsi="Times New Roman" w:cs="Times New Roman"/>
+          <w:sz w:val="28"/>
+          <w:szCs w:val="28"/>
+        </w:rPr>
+        <w:t>Запустили контейнер.</w:t>
+      </w:r>
+    </w:p>
+    <w:p>
+      <w:pPr>
+        <w:rPr>
+          <w:rFonts w:ascii="Times New Roman" w:hAnsi="Times New Roman" w:cs="Times New Roman"/>
+          <w:sz w:val="28"/>
+          <w:szCs w:val="28"/>
+        </w:rPr>
+      </w:pPr>
+      <w:r>
+        <w:rPr>
+          <w:rFonts w:ascii="Times New Roman" w:hAnsi="Times New Roman" w:cs="Times New Roman"/>
+          <w:sz w:val="28"/>
+          <w:szCs w:val="28"/>
+          <w:lang w:val="en-US"/>
+        </w:rPr>
+        <w:drawing>
+          <wp:inline distT="0" distB="0" distL="0" distR="0" wp14:anchorId="4A377401" wp14:editId="1FBB31DA">
+            <wp:extent cx="6645910" cy="261620"/>
+            <wp:effectExtent l="0" t="0" r="2540" b="5080"/>
+            <wp:docPr id="8" name="Рисунок 8"/>
+            <wp:cNvGraphicFramePr>
+              <a:graphicFrameLocks xmlns:a="http://schemas.openxmlformats.org/drawingml/2006/main" noChangeAspect="1"/>
+            </wp:cNvGraphicFramePr>
+            <a:graphic xmlns:a="http://schemas.openxmlformats.org/drawingml/2006/main">
+              <a:graphicData uri="http://schemas.openxmlformats.org/drawingml/2006/picture">
+                <pic:pic xmlns:pic="http://schemas.openxmlformats.org/drawingml/2006/picture">
+                  <pic:nvPicPr>
+                    <pic:cNvPr id="1" name=""/>
+                    <pic:cNvPicPr/>
+                  </pic:nvPicPr>
+                  <pic:blipFill>
+                    <a:blip r:embed="rId16"/>
+                    <a:stretch>
+                      <a:fillRect/>
+                    </a:stretch>
+                  </pic:blipFill>
+                  <pic:spPr>
+                    <a:xfrm>
+                      <a:off x="0" y="0"/>
+                      <a:ext cx="6645910" cy="261620"/>
+                    </a:xfrm>
+                    <a:prstGeom prst="rect">
+                      <a:avLst/>
+                    </a:prstGeom>
+                  </pic:spPr>
+                </pic:pic>
+              </a:graphicData>
+            </a:graphic>
+          </wp:inline>
+        </w:drawing>
+      </w:r>
+    </w:p>
+    <w:p>
+      <w:pPr>
+        <w:rPr>
+          <w:rFonts w:ascii="Times New Roman" w:hAnsi="Times New Roman" w:cs="Times New Roman"/>
+          <w:sz w:val="28"/>
+          <w:szCs w:val="28"/>
+        </w:rPr>
+      </w:pPr>
+      <w:r>
+        <w:rPr>
+          <w:rFonts w:ascii="Times New Roman" w:hAnsi="Times New Roman" w:cs="Times New Roman"/>
+          <w:sz w:val="28"/>
+          <w:szCs w:val="28"/>
+        </w:rPr>
+        <w:t>Пробросили порты для подключения.</w:t>
+      </w:r>
+    </w:p>
+    <w:p>
+      <w:pPr>
+        <w:rPr>
+          <w:rFonts w:ascii="Times New Roman" w:hAnsi="Times New Roman" w:cs="Times New Roman"/>
+          <w:sz w:val="28"/>
+          <w:szCs w:val="28"/>
+        </w:rPr>
+      </w:pPr>
+      <w:r>
+        <w:rPr>
+          <w:rFonts w:ascii="Times New Roman" w:hAnsi="Times New Roman" w:cs="Times New Roman"/>
+          <w:sz w:val="28"/>
+          <w:szCs w:val="28"/>
+          <w:lang w:val="en-US"/>
+        </w:rPr>
+        <w:drawing>
+          <wp:inline distT="0" distB="0" distL="0" distR="0" wp14:anchorId="46E450D7" wp14:editId="3FFE1342">
+            <wp:extent cx="5934903" cy="504895"/>
+            <wp:effectExtent l="0" t="0" r="8890" b="9525"/>
+            <wp:docPr id="14" name="Рисунок 14"/>
+            <wp:cNvGraphicFramePr>
+              <a:graphicFrameLocks xmlns:a="http://schemas.openxmlformats.org/drawingml/2006/main" noChangeAspect="1"/>
+            </wp:cNvGraphicFramePr>
+            <a:graphic xmlns:a="http://schemas.openxmlformats.org/drawingml/2006/main">
+              <a:graphicData uri="http://schemas.openxmlformats.org/drawingml/2006/picture">
+                <pic:pic xmlns:pic="http://schemas.openxmlformats.org/drawingml/2006/picture">
+                  <pic:nvPicPr>
+                    <pic:cNvPr id="1" name=""/>
+                    <pic:cNvPicPr/>
+                  </pic:nvPicPr>
+                  <pic:blipFill>
+                    <a:blip r:embed="rId17"/>
+                    <a:stretch>
+                      <a:fillRect/>
+                    </a:stretch>
+                  </pic:blipFill>
+                  <pic:spPr>
+                    <a:xfrm>
+                      <a:off x="0" y="0"/>
+                      <a:ext cx="5934903" cy="504895"/>
+                    </a:xfrm>
+                    <a:prstGeom prst="rect">
+                      <a:avLst/>
+                    </a:prstGeom>
+                  </pic:spPr>
+                </pic:pic>
+              </a:graphicData>
+            </a:graphic>
+          </wp:inline>
+        </w:drawing>
+      </w:r>
+    </w:p>
+    <w:p>
+      <w:pPr>
+        <w:rPr>
+          <w:rFonts w:ascii="Times New Roman" w:hAnsi="Times New Roman" w:cs="Times New Roman"/>
+          <w:sz w:val="28"/>
+          <w:szCs w:val="28"/>
+          <w:lang w:val="en-US"/>
+        </w:rPr>
+      </w:pPr>
+      <w:r>
+        <w:rPr>
+          <w:rFonts w:ascii="Times New Roman" w:hAnsi="Times New Roman" w:cs="Times New Roman"/>
+          <w:sz w:val="28"/>
+          <w:szCs w:val="28"/>
+        </w:rPr>
+        <w:t>Открыли, всё работает.</w:t>
+      </w:r>
+    </w:p>
+    <w:p>
+      <w:pPr>
+        <w:rPr>
+          <w:rFonts w:ascii="Times New Roman" w:hAnsi="Times New Roman" w:cs="Times New Roman"/>
+          <w:sz w:val="28"/>
+          <w:szCs w:val="28"/>
+          <w:lang w:val="en-US"/>
+        </w:rPr>
+      </w:pPr>
+      <w:r>
+        <w:rPr>
+          <w:rFonts w:ascii="Times New Roman" w:hAnsi="Times New Roman" w:cs="Times New Roman"/>
+          <w:sz w:val="28"/>
+          <w:szCs w:val="28"/>
+          <w:lang w:val="en-US"/>
+        </w:rPr>
+        <w:drawing>
+          <wp:inline distT="0" distB="0" distL="0" distR="0" wp14:anchorId="38D972C7" wp14:editId="2832604B">
+            <wp:extent cx="6645910" cy="4326890"/>
+            <wp:effectExtent l="0" t="0" r="2540" b="0"/>
+            <wp:docPr id="15" name="Рисунок 15"/>
+            <wp:cNvGraphicFramePr>
+              <a:graphicFrameLocks xmlns:a="http://schemas.openxmlformats.org/drawingml/2006/main" noChangeAspect="1"/>
+            </wp:cNvGraphicFramePr>
+            <a:graphic xmlns:a="http://schemas.openxmlformats.org/drawingml/2006/main">
+              <a:graphicData uri="http://schemas.openxmlformats.org/drawingml/2006/picture">
+                <pic:pic xmlns:pic="http://schemas.openxmlformats.org/drawingml/2006/picture">
+                  <pic:nvPicPr>
+                    <pic:cNvPr id="1" name=""/>
+                    <pic:cNvPicPr/>
+                  </pic:nvPicPr>
+                  <pic:blipFill>
+                    <a:blip r:embed="rId18"/>
+                    <a:stretch>
+                      <a:fillRect/>
+                    </a:stretch>
+                  </pic:blipFill>
+                  <pic:spPr>
+                    <a:xfrm>
+                      <a:off x="0" y="0"/>
+                      <a:ext cx="6645910" cy="4326890"/>
+                    </a:xfrm>
+                    <a:prstGeom prst="rect">
+                      <a:avLst/>
+                    </a:prstGeom>
+                  </pic:spPr>
+                </pic:pic>
+              </a:graphicData>
+            </a:graphic>
+          </wp:inline>
+        </w:drawing>
+      </w:r>
     </w:p>
     <w:sectPr>
       <w:pgSz w:w="11906" w:h="16838"/>
